--- a/paper/CCA_manuscript_consistency_revised.docx
+++ b/paper/CCA_manuscript_consistency_revised.docx
@@ -6316,7 +6316,7 @@
           <w:i w:val="0"/>
           <w:sz w:val="24"/>
         </w:rPr>
-        <w:t xml:space="preserve">: The public repository (https://github.com/stttttte/iso15189-llm-config-experiment) contains 486 generated documents, 486 GPT-judge document-level evaluations, 273 Claude-judge document-level evaluations, additional retained Claude group means, and 30 blinded expert ratings. Code is licensed under MIT and data under CC BY 4.0. The existing v1.1.0 archive is available on Zenodo (DOI: 10.5281/zenodo.21769007; https://doi.org/10.5281/zenodo.21769007). Complete document-level records for the aggregate-only Claude batches and complete historical Claude input logs are not available. The existing archive predates the present reporting and reproducibility corrections.</w:t>
+        <w:t xml:space="preserve">: The public repository (https://github.com/stttttte/iso15189-llm-config-experiment) contains 486 generated documents, 486 GPT-judge document-level evaluations, 273 Claude-judge document-level evaluations, additional retained Claude group means, and 30 blinded expert ratings. Code is licensed under MIT and data under CC BY 4.0. Release v1.2.0 is archived on Zenodo (DOI: 10.5281/zenodo.22855972; https://doi.org/10.5281/zenodo.22855972). Complete document-level records for the aggregate-only Claude batches and complete historical Claude input logs are not available. This release contains the research materials and the present reporting and reproducibility corrections.</w:t>
       </w:r>
     </w:p>
     <w:p>
